--- a/public/downloads/przykladowa-praca-magisterska-pedagogika.docx
+++ b/public/downloads/przykladowa-praca-magisterska-pedagogika.docx
@@ -104,7 +104,7 @@
         <w:t xml:space="preserve">To kompletny szkielet empirycznej pracy magisterskiej z pedagogiki z przykładową treścią i komentarzami. Niebieskie adnotacje opisują funkcję każdej części — usuń je w swojej pracy. Zwróć uwagę na pedagogiczne ujęcie metodologii (metoda → technika → narzędzie) oraz na mieszany, ilościowo-jakościowy charakter badania. Treść i dane są ilustracją. Pełne poradniki: praca-magisterska.pl/poradniki/</w:t>
       </w:r>
     </w:p>
-    <w:bookmarkStart w:id="20" w:name="streszczenie"/>
+    <w:bookmarkStart w:id="9" w:name="_streszczenie"/>
     <w:p>
       <w:pPr>
         <w:pStyle w:val="Heading1"/>
@@ -147,8 +147,8 @@
         <w:t xml:space="preserve">[W pedagogice streszczenie często sygnalizuje mieszany (ilościowo-jakościowy) charakter badania oraz implikacje praktyczne. Dołącz wersję angielską (Abstract), jeśli wymaga jej uczelnia.]</w:t>
       </w:r>
     </w:p>
-    <w:bookmarkEnd w:id="20"/>
-    <w:bookmarkStart w:id="21" w:name="spis-treści"/>
+    <w:bookmarkEnd w:id="9"/>
+    <w:bookmarkStart w:id="10" w:name="_68349d0c7d64ae346c98bcec9a8185b5790f4f0"/>
     <w:p>
       <w:pPr>
         <w:pStyle w:val="Heading1"/>
@@ -322,8 +322,8 @@
         <w:t xml:space="preserve"> </w:t>
       </w:r>
     </w:p>
-    <w:bookmarkEnd w:id="21"/>
-    <w:bookmarkStart w:id="22" w:name="wstęp"/>
+    <w:bookmarkEnd w:id="10"/>
+    <w:bookmarkStart w:id="11" w:name="_wstęp"/>
     <w:p>
       <w:pPr>
         <w:pStyle w:val="Heading1"/>
@@ -342,10 +342,26 @@
     </w:p>
     <w:p>
       <w:pPr>
+        <w:pStyle w:val="FirstParagraph"/>
+      </w:pPr>
+      <w:r>
+        <w:t xml:space="preserve">Współczesna dydaktyka odchodzi od nauczania podającego na rzecz aktywności własnej ucznia. Metody aktywizujące, angażujące dzieci w samodzielne poznawanie i działanie, uznawane są za szczególnie wartościowe na etapie edukacji wczesnoszkolnej, gdy kształtują się podstawowe kompetencje uczenia się.</w:t>
+      </w:r>
+    </w:p>
+    <w:p>
+      <w:pPr>
+        <w:pStyle w:val="Anno"/>
+      </w:pPr>
+      <w:r>
+        <w:t xml:space="preserve">[Akapit 2 — luka i cel pracy. W pedagogice często bada się opinie/praktykę nauczycieli i wyciąga wnioski dla praktyki szkolnej.]</w:t>
+      </w:r>
+    </w:p>
+    <w:p>
+      <w:pPr>
         <w:pStyle w:val="BodyText"/>
       </w:pPr>
       <w:r>
-        <w:t xml:space="preserve">Współczesna dydaktyka odchodzi od nauczania podającego na rzecz aktywności własnej ucznia. Metody aktywizujące, angażujące dzieci w samodzielne poznawanie i działanie, uznawane są za szczególnie wartościowe na etapie edukacji wczesnoszkolnej, gdy kształtują się podstawowe kompetencje uczenia się.</w:t>
+        <w:t xml:space="preserve">Mimo powszechnej obecności metod aktywizujących w teorii kształcenia, ich rzeczywiste wykorzystanie w klasach I–III bywa ograniczone. Celem pracy jest rozpoznanie, które metody aktywizujące nauczyciele stosują najczęściej oraz jakie dostrzegają bariery ich wdrażania.</w:t>
       </w:r>
     </w:p>
     <w:p>
@@ -353,7 +369,7 @@
         <w:pStyle w:val="Anno"/>
       </w:pPr>
       <w:r>
-        <w:t xml:space="preserve">[Akapit 2 — luka i cel pracy. W pedagogice często bada się opinie/praktykę nauczycieli i wyciąga wnioski dla praktyki szkolnej.]</w:t>
+        <w:t xml:space="preserve">[Akapit 3 — charakter badania i struktura pracy.]</w:t>
       </w:r>
     </w:p>
     <w:p>
@@ -361,7 +377,17 @@
         <w:pStyle w:val="BodyText"/>
       </w:pPr>
       <w:r>
-        <w:t xml:space="preserve">Mimo powszechnej obecności metod aktywizujących w teorii kształcenia, ich rzeczywiste wykorzystanie w klasach I–III bywa ograniczone. Celem pracy jest rozpoznanie, które metody aktywizujące nauczyciele stosują najczęściej oraz jakie dostrzegają bariery ich wdrażania.</w:t>
+        <w:t xml:space="preserve">Badanie ma charakter mieszany — ilościowo-jakościowy. Praca składa się z części teoretycznej, rozdziału metodologicznego oraz analizy wyników zakończonej implikacjami pedagogicznymi.</w:t>
+      </w:r>
+    </w:p>
+    <w:bookmarkEnd w:id="11"/>
+    <w:bookmarkStart w:id="15" w:name="_2b09aa603e183f71e0af63ce420e4d407599c53"/>
+    <w:p>
+      <w:pPr>
+        <w:pStyle w:val="Heading1"/>
+      </w:pPr>
+      <w:r>
+        <w:t xml:space="preserve">Rozdział 2. Metodologiczne podstawy badań własnych</w:t>
       </w:r>
     </w:p>
     <w:p>
@@ -369,36 +395,10 @@
         <w:pStyle w:val="Anno"/>
       </w:pPr>
       <w:r>
-        <w:t xml:space="preserve">[Akapit 3 — charakter badania i struktura pracy.]</w:t>
-      </w:r>
-    </w:p>
-    <w:p>
-      <w:pPr>
-        <w:pStyle w:val="BodyText"/>
-      </w:pPr>
-      <w:r>
-        <w:t xml:space="preserve">Badanie ma charakter mieszany — ilościowo-jakościowy. Praca składa się z części teoretycznej, rozdziału metodologicznego oraz analizy wyników zakończonej implikacjami pedagogicznymi.</w:t>
-      </w:r>
-    </w:p>
-    <w:bookmarkEnd w:id="22"/>
-    <w:bookmarkStart w:id="26" w:name="X2b09aa603e183f71e0af63ce420e4d407599c53"/>
-    <w:p>
-      <w:pPr>
-        <w:pStyle w:val="Heading1"/>
-      </w:pPr>
-      <w:r>
-        <w:t xml:space="preserve">Rozdział 2. Metodologiczne podstawy badań własnych</w:t>
-      </w:r>
-    </w:p>
-    <w:p>
-      <w:pPr>
-        <w:pStyle w:val="Anno"/>
-      </w:pPr>
-      <w:r>
         <w:t xml:space="preserve">[W pedagogice metodologię porządkuje się klasycznie (za T. Pilchem i M. Łobockim) w układzie: METODA → TECHNIKA → NARZĘDZIE. To wyróżnik tej dziedziny — recenzenci zwracają na to uwagę.]</w:t>
       </w:r>
     </w:p>
-    <w:bookmarkStart w:id="23" w:name="cel-przedmiot-i-problemy-badawcze"/>
+    <w:bookmarkStart w:id="12" w:name="_79a23598aa73790cf732d6a6c648c87ca856346"/>
     <w:p>
       <w:pPr>
         <w:pStyle w:val="Heading2"/>
@@ -499,8 +499,8 @@
         <w:t xml:space="preserve">[W pracach pedagogicznych częściej niż hipotezy stawia się problemy badawcze (zwłaszcza w badaniach o charakterze diagnostycznym lub jakościowym). Hipotezy formułuje się, gdy badanie ma charakter weryfikacyjny.]</w:t>
       </w:r>
     </w:p>
-    <w:bookmarkEnd w:id="23"/>
-    <w:bookmarkStart w:id="24" w:name="metody-techniki-i-narzędzia-badawcze"/>
+    <w:bookmarkEnd w:id="12"/>
+    <w:bookmarkStart w:id="13" w:name="_ec92661050bed843de8e1938114c289e6ab5c9f"/>
     <w:p>
       <w:pPr>
         <w:pStyle w:val="Heading2"/>
@@ -570,8 +570,8 @@
         <w:t xml:space="preserve">[Zwróć uwagę na rozróżnienie: METODA to ogólny sposób (sondaż diagnostyczny), TECHNIKA to czynność (ankieta, wywiad, obserwacja, analiza wytworów), NARZĘDZIE to konkretny instrument (kwestionariusz). Mylenie tych pojęć to klasyczny błąd w pracach z pedagogiki.]</w:t>
       </w:r>
     </w:p>
-    <w:bookmarkEnd w:id="24"/>
-    <w:bookmarkStart w:id="25" w:name="Xb7fdec0afea4451c77f8c57767df8fcc3439ef5"/>
+    <w:bookmarkEnd w:id="13"/>
+    <w:bookmarkStart w:id="14" w:name="_b7fdec0afea4451c77f8c57767df8fcc3439ef5"/>
     <w:p>
       <w:pPr>
         <w:pStyle w:val="Heading2"/>
@@ -588,9 +588,9 @@
         <w:t xml:space="preserve">Badanie przeprowadzono wśród 96 nauczycieli edukacji wczesnoszkolnej ze szkół podstawowych. Udział był dobrowolny i anonimowy. W badaniach z udziałem dzieci konieczna byłaby zgoda rodziców i dyrekcji — tu respondentami byli wyłącznie nauczyciele.</w:t>
       </w:r>
     </w:p>
-    <w:bookmarkEnd w:id="25"/>
-    <w:bookmarkEnd w:id="26"/>
-    <w:bookmarkStart w:id="29" w:name="X31c4fbe7be317d0c5fe7a02d1f35aaf7ca46cca"/>
+    <w:bookmarkEnd w:id="14"/>
+    <w:bookmarkEnd w:id="15"/>
+    <w:bookmarkStart w:id="18" w:name="_31c4fbe7be317d0c5fe7a02d1f35aaf7ca46cca"/>
     <w:p>
       <w:pPr>
         <w:pStyle w:val="Heading1"/>
@@ -599,7 +599,7 @@
         <w:t xml:space="preserve">Rozdział 3. Metody aktywizujące w praktyce — analiza wyników</w:t>
       </w:r>
     </w:p>
-    <w:bookmarkStart w:id="27" w:name="Xcc2f6e0dc0e5e2d5775cd1e2601b1760fe25c2d"/>
+    <w:bookmarkStart w:id="16" w:name="_cc2f6e0dc0e5e2d5775cd1e2601b1760fe25c2d"/>
     <w:p>
       <w:pPr>
         <w:pStyle w:val="Heading2"/>
@@ -826,7 +826,7 @@
     </w:tbl>
     <w:p>
       <w:pPr>
-        <w:pStyle w:val="BodyText"/>
+        <w:pStyle w:val="FirstParagraph"/>
       </w:pPr>
       <w:r>
         <w:rPr>
@@ -836,8 +836,8 @@
         <w:t xml:space="preserve">Źródło: badania własne.</w:t>
       </w:r>
     </w:p>
-    <w:bookmarkEnd w:id="27"/>
-    <w:bookmarkStart w:id="28" w:name="implikacje-pedagogiczne"/>
+    <w:bookmarkEnd w:id="16"/>
+    <w:bookmarkStart w:id="17" w:name="_6b92d5fb4291de3cf61d8271104aa0b76d8c978"/>
     <w:p>
       <w:pPr>
         <w:pStyle w:val="Heading2"/>
@@ -856,15 +856,15 @@
     </w:p>
     <w:p>
       <w:pPr>
-        <w:pStyle w:val="BodyText"/>
+        <w:pStyle w:val="FirstParagraph"/>
       </w:pPr>
       <w:r>
         <w:t xml:space="preserve">Wyniki wskazują na potrzebę wsparcia nauczycieli w stosowaniu bardziej złożonych metod (np. projektu) przez doskonalenie zawodowe oraz organizacyjne ograniczenie liczebności klas. Element jakościowy badania (wywiad) ujawnił, że główną barierą jest czasochłonność przygotowania zajęć.</w:t>
       </w:r>
     </w:p>
-    <w:bookmarkEnd w:id="28"/>
-    <w:bookmarkEnd w:id="29"/>
-    <w:bookmarkStart w:id="30" w:name="zakończenie"/>
+    <w:bookmarkEnd w:id="17"/>
+    <w:bookmarkEnd w:id="18"/>
+    <w:bookmarkStart w:id="19" w:name="_zakończenie"/>
     <w:p>
       <w:pPr>
         <w:pStyle w:val="Heading1"/>
@@ -881,8 +881,8 @@
         <w:t xml:space="preserve">Przeprowadzone badania pozwoliły rozpoznać praktykę stosowania metod aktywizujących w edukacji wczesnoszkolnej oraz bariery ich wdrażania. Mieszany charakter badania umożliwił uzupełnienie danych ilościowych o pogłębione opinie nauczycieli. Ograniczeniem jest oparcie wniosków na deklaracjach nauczycieli, a nie na obserwacji zajęć, co wyznacza kierunek dalszych badań.</w:t>
       </w:r>
     </w:p>
-    <w:bookmarkEnd w:id="30"/>
-    <w:bookmarkStart w:id="31" w:name="bibliografia"/>
+    <w:bookmarkEnd w:id="19"/>
+    <w:bookmarkStart w:id="20" w:name="_bibliografia"/>
     <w:p>
       <w:pPr>
         <w:pStyle w:val="Heading1"/>
@@ -974,8 +974,8 @@
         <w:t xml:space="preserve">. Warszawa: Żak.</w:t>
       </w:r>
     </w:p>
-    <w:bookmarkEnd w:id="31"/>
-    <w:bookmarkStart w:id="35" w:name="aneks"/>
+    <w:bookmarkEnd w:id="20"/>
+    <w:bookmarkStart w:id="27" w:name="_aneks"/>
     <w:p>
       <w:pPr>
         <w:pStyle w:val="Heading1"/>
@@ -1049,7 +1049,7 @@
           <w:b/>
           <w:bCs/>
         </w:rPr>
-        <w:t xml:space="preserve">Smart-Edu.ai — pierwsza wersja pracy w kilka godzin, nie w kilka miesięcy</w:t>
+        <w:t xml:space="preserve">Ten wzór to szkielet. Tak wygląda praca napisana w całości.</w:t>
       </w:r>
     </w:p>
     <w:p>
@@ -1057,58 +1057,129 @@
         <w:pStyle w:val="Note"/>
       </w:pPr>
       <w:r>
-        <w:t xml:space="preserve">Podajesz temat, kierunek studiów i wytyczne promotora, a sztuczna inteligencja generuje unikalny, gotowy do edycji tekst: z poprawną strukturą rozdziałów, przypisami i bibliografią. Rejestracja jest darmowa, płacisz wyłącznie za wygenerowany tekst.</w:t>
-      </w:r>
-    </w:p>
-    <w:p>
-      <w:pPr>
-        <w:pStyle w:val="Note"/>
-      </w:pPr>
-      <w:hyperlink r:id="rId32">
+        <w:t xml:space="preserve">Kompletne prace magisterskie na konkretnych tematach, z przypisami wskazującymi numer strony w źródle i pełną bibliografią. 59 zł za pracę, PDF + Word, pobierasz od razu po płatności:</w:t>
+      </w:r>
+    </w:p>
+    <w:p>
+      <w:pPr>
+        <w:pStyle w:val="Compact"/>
+        <w:numPr>
+          <w:ilvl w:val="0"/>
+          <w:numId w:val="1003"/>
+        </w:numPr>
+      </w:pPr>
+      <w:hyperlink r:id="rId21">
+        <w:r>
+          <w:rPr>
+            <w:rStyle w:val="Hyperlink"/>
+          </w:rPr>
+          <w:t xml:space="preserve">Wpływ czasu ekranowego na rozwój mowy dzieci w wieku 2–5 lat w świetle badań z lat 2015–2025</w:t>
+        </w:r>
+      </w:hyperlink>
+      <w:r>
+        <w:t xml:space="preserve"> </w:t>
+      </w:r>
+      <w:r>
+        <w:t xml:space="preserve">— 63 strony, 90 przypisów</w:t>
+      </w:r>
+    </w:p>
+    <w:p>
+      <w:pPr>
+        <w:pStyle w:val="Compact"/>
+        <w:numPr>
+          <w:ilvl w:val="0"/>
+          <w:numId w:val="1003"/>
+        </w:numPr>
+      </w:pPr>
+      <w:hyperlink r:id="rId22">
+        <w:r>
+          <w:rPr>
+            <w:rStyle w:val="Hyperlink"/>
+          </w:rPr>
+          <w:t xml:space="preserve">Diagnoza gotowości szkolnej dzieci 6-letnich a ich osiągnięcia edukacyjne w klasie I</w:t>
+        </w:r>
+      </w:hyperlink>
+      <w:r>
+        <w:t xml:space="preserve"> </w:t>
+      </w:r>
+      <w:r>
+        <w:t xml:space="preserve">— 54 strony, 115 przypisów</w:t>
+      </w:r>
+    </w:p>
+    <w:p>
+      <w:pPr>
+        <w:pStyle w:val="Compact"/>
+        <w:numPr>
+          <w:ilvl w:val="0"/>
+          <w:numId w:val="1003"/>
+        </w:numPr>
+      </w:pPr>
+      <w:hyperlink r:id="rId23">
+        <w:r>
+          <w:rPr>
+            <w:rStyle w:val="Hyperlink"/>
+          </w:rPr>
+          <w:t xml:space="preserve">Wpływ cyberprzemocy na funkcjonowanie psychospołeczne ofiar — badania wśród uczniów szkół ponadpodstawowych</w:t>
+        </w:r>
+      </w:hyperlink>
+      <w:r>
+        <w:t xml:space="preserve"> </w:t>
+      </w:r>
+      <w:r>
+        <w:t xml:space="preserve">— 48 stron, 106 przypisów</w:t>
+      </w:r>
+    </w:p>
+    <w:p>
+      <w:pPr>
+        <w:pStyle w:val="BodyText"/>
+      </w:pPr>
+      <w:r>
+        <w:t xml:space="preserve">Wolisz napisać pracę samodzielnie? Przewodnik</w:t>
+      </w:r>
+      <w:r>
+        <w:t xml:space="preserve"> </w:t>
+      </w:r>
+      <w:hyperlink r:id="rId24">
         <w:r>
           <w:rPr>
             <w:rStyle w:val="Hyperlink"/>
             <w:b/>
             <w:bCs/>
           </w:rPr>
-          <w:t xml:space="preserve">www.smart-edu.ai/pl/masters-thesis</w:t>
+          <w:t xml:space="preserve">„Jak napisać pracę magisterską z pedagogiki”</w:t>
         </w:r>
       </w:hyperlink>
+      <w:r>
+        <w:t xml:space="preserve"> </w:t>
+      </w:r>
+      <w:r>
+        <w:t xml:space="preserve">prowadzi przez dobór metody, narzędzia, analizę wyników i pisanie kolejnych rozdziałów (49 zł).</w:t>
+      </w:r>
     </w:p>
     <w:p>
       <w:pPr>
         <w:pStyle w:val="BodyText"/>
       </w:pPr>
       <w:r>
-        <w:t xml:space="preserve">Wolisz napisać pracę w pełni samodzielnie? Pomoże Ci ebook</w:t>
-      </w:r>
-      <w:r>
-        <w:t xml:space="preserve"> </w:t>
-      </w:r>
-      <w:r>
-        <w:rPr>
-          <w:b/>
-          <w:bCs/>
-        </w:rPr>
-        <w:t xml:space="preserve">„Jak napisać pracę magisterską. Kompletny przewodnik od A do Z”</w:t>
-      </w:r>
-      <w:r>
-        <w:t xml:space="preserve"> </w:t>
-      </w:r>
-      <w:r>
-        <w:t xml:space="preserve">— 250 stron praktycznych wskazówek, szablonów i checklist, z rozdziałem o etycznym korzystaniu z AI:</w:t>
-      </w:r>
-      <w:r>
-        <w:t xml:space="preserve"> </w:t>
-      </w:r>
-      <w:hyperlink r:id="rId33">
+        <w:t xml:space="preserve">Generator</w:t>
+      </w:r>
+      <w:r>
+        <w:t xml:space="preserve"> </w:t>
+      </w:r>
+      <w:hyperlink r:id="rId25">
         <w:r>
           <w:rPr>
             <w:rStyle w:val="Hyperlink"/>
           </w:rPr>
-          <w:t xml:space="preserve">www.praca-magisterska.pl/sklep/praca-magisterska-ebook/</w:t>
+          <w:t xml:space="preserve">Smart-Edu.ai</w:t>
         </w:r>
       </w:hyperlink>
+      <w:r>
+        <w:t xml:space="preserve"> </w:t>
+      </w:r>
+      <w:r>
+        <w:t xml:space="preserve">przygotuje pierwszą wersję tekstu z pomocą sztucznej inteligencji, jeśli wolisz zacząć od szkicu.</w:t>
+      </w:r>
     </w:p>
     <w:p>
       <w:pPr>
@@ -1124,7 +1195,7 @@
       <w:r>
         <w:t xml:space="preserve"> </w:t>
       </w:r>
-      <w:hyperlink r:id="rId34">
+      <w:hyperlink r:id="rId26">
         <w:r>
           <w:rPr>
             <w:rStyle w:val="Hyperlink"/>
@@ -1135,7 +1206,7 @@
         </w:r>
       </w:hyperlink>
     </w:p>
-    <w:bookmarkEnd w:id="35"/>
+    <w:bookmarkEnd w:id="27"/>
     <w:sectPr/>
   </w:body>
 </w:document>
@@ -1325,6 +1396,109 @@
       <w:pPr>
         <w:ind w:left="6480" w:hanging="360"/>
       </w:pPr>
+    </w:lvl>
+  </w:abstractNum>
+  <w:abstractNum w:abstractNumId="991">
+    <w:nsid w:val="0000A991"/>
+    <w:multiLevelType w:val="multilevel"/>
+    <w:lvl w:ilvl="0">
+      <w:numFmt w:val="bullet"/>
+      <w:lvlText w:val=""/>
+      <w:lvlJc w:val="left"/>
+      <w:pPr>
+        <w:ind w:left="720" w:hanging="360"/>
+      </w:pPr>
+      <w:rPr>
+        <w:rFonts w:ascii="Symbol" w:hAnsi="Symbol" w:cs="Symbol" w:hint="default"/>
+      </w:rPr>
+    </w:lvl>
+    <w:lvl w:ilvl="1">
+      <w:numFmt w:val="bullet"/>
+      <w:lvlText w:val="o"/>
+      <w:lvlJc w:val="left"/>
+      <w:pPr>
+        <w:ind w:left="1440" w:hanging="360"/>
+      </w:pPr>
+      <w:rPr>
+        <w:rFonts w:ascii="Courier New" w:hAnsi="Courier New" w:cs="Courier New" w:hint="default"/>
+      </w:rPr>
+    </w:lvl>
+    <w:lvl w:ilvl="2">
+      <w:numFmt w:val="bullet"/>
+      <w:lvlText w:val=""/>
+      <w:lvlJc w:val="left"/>
+      <w:pPr>
+        <w:ind w:left="2160" w:hanging="360"/>
+      </w:pPr>
+      <w:rPr>
+        <w:rFonts w:ascii="Wingdings" w:hAnsi="Wingdings" w:cs="Wingdings" w:hint="default"/>
+      </w:rPr>
+    </w:lvl>
+    <w:lvl w:ilvl="3">
+      <w:numFmt w:val="bullet"/>
+      <w:lvlText w:val=""/>
+      <w:lvlJc w:val="left"/>
+      <w:pPr>
+        <w:ind w:left="2880" w:hanging="360"/>
+      </w:pPr>
+      <w:rPr>
+        <w:rFonts w:ascii="Symbol" w:hAnsi="Symbol" w:cs="Symbol" w:hint="default"/>
+      </w:rPr>
+    </w:lvl>
+    <w:lvl w:ilvl="4">
+      <w:numFmt w:val="bullet"/>
+      <w:lvlText w:val="o"/>
+      <w:lvlJc w:val="left"/>
+      <w:pPr>
+        <w:ind w:left="3600" w:hanging="360"/>
+      </w:pPr>
+      <w:rPr>
+        <w:rFonts w:ascii="Courier New" w:hAnsi="Courier New" w:cs="Courier New" w:hint="default"/>
+      </w:rPr>
+    </w:lvl>
+    <w:lvl w:ilvl="5">
+      <w:numFmt w:val="bullet"/>
+      <w:lvlText w:val=""/>
+      <w:lvlJc w:val="left"/>
+      <w:pPr>
+        <w:ind w:left="4320" w:hanging="360"/>
+      </w:pPr>
+      <w:rPr>
+        <w:rFonts w:ascii="Wingdings" w:hAnsi="Wingdings" w:cs="Wingdings" w:hint="default"/>
+      </w:rPr>
+    </w:lvl>
+    <w:lvl w:ilvl="6">
+      <w:numFmt w:val="bullet"/>
+      <w:lvlText w:val=""/>
+      <w:lvlJc w:val="left"/>
+      <w:pPr>
+        <w:ind w:left="5040" w:hanging="360"/>
+      </w:pPr>
+      <w:rPr>
+        <w:rFonts w:ascii="Symbol" w:hAnsi="Symbol" w:cs="Symbol" w:hint="default"/>
+      </w:rPr>
+    </w:lvl>
+    <w:lvl w:ilvl="7">
+      <w:numFmt w:val="bullet"/>
+      <w:lvlText w:val="o"/>
+      <w:lvlJc w:val="left"/>
+      <w:pPr>
+        <w:ind w:left="5760" w:hanging="360"/>
+      </w:pPr>
+      <w:rPr>
+        <w:rFonts w:ascii="Courier New" w:hAnsi="Courier New" w:cs="Courier New" w:hint="default"/>
+      </w:rPr>
+    </w:lvl>
+    <w:lvl w:ilvl="8">
+      <w:numFmt w:val="bullet"/>
+      <w:lvlText w:val=""/>
+      <w:lvlJc w:val="left"/>
+      <w:pPr>
+        <w:ind w:left="6480" w:hanging="360"/>
+      </w:pPr>
+      <w:rPr>
+        <w:rFonts w:ascii="Wingdings" w:hAnsi="Wingdings" w:cs="Wingdings" w:hint="default"/>
+      </w:rPr>
     </w:lvl>
   </w:abstractNum>
   <w:num w:numId="1000">
@@ -1389,6 +1563,9 @@
     <w:lvlOverride w:ilvl="8">
       <w:startOverride w:val="1"/>
     </w:lvlOverride>
+  </w:num>
+  <w:num w:numId="1003">
+    <w:abstractNumId w:val="991"/>
   </w:num>
 </w:numbering>
 </file>
